--- a/incapacity-drafting/references/DPOA_v1.2.docx
+++ b/incapacity-drafting/references/DPOA_v1.2.docx
@@ -25,7 +25,7 @@
         <w:spacing w:before="120" w:after="120"/>
       </w:pPr>
       <w:r>
-        <w:t>I, [CLIENT] of [City], Massachusetts hereby appoint [INITIAL POA] [IF_CO_AGENT]and [CO POA],[END_IF_CO_AGENT] to serve as my Agent and Attorney-in-Fact (hereinafter referred to as "Attorney-in-Fact") for me and in my name and behalf to control and manage my property and affairs in all respects including full power and authority to act as provided herein.</w:t>
+        <w:t>I, [CLIENT] of [City], Massachusetts hereby appoint [INITIAL POA] [IF_CO_AGENT]and [CO POA], to serve as my Agents and Attorneys-in-Fact (hereinafter referred to collectively as “Attorney-in-Fact”)[END_IF_CO_AGENT][IF_SOLO_AGENT]to serve as my Agent and Attorney-in-Fact (hereinafter referred to as “Attorney-in-Fact”)[END_IF_SOLO_AGENT] for me and in my name and behalf to control and manage my property and affairs in all respects including full power and authority to act as provided herein.</w:t>
       </w:r>
     </w:p>
     <w:p>
@@ -1086,7 +1086,7 @@
         <w:t>SUCCESSOR ATTORNEY-IN-FACT.</w:t>
       </w:r>
       <w:r>
-        <w:t xml:space="preserve">  [IF_SOLO_AGENT — USE THIS SENTENCE; DELETE CO-AGENT VERSION BELOW] Any party dealing with my successor Attorney-in-Fact may rely upon his or her representation as to my original Attorney-in-Fact’s death, incapacity, or resignation as conclusively correct. [END_IF_SOLO_AGENT] [IF_CO_AGENT — USE THIS SENTENCE; DELETE SOLO-AGENT VERSION ABOVE] Any party dealing with my successor Attorney-in-Fact may rely upon his or her representation as to the death, incapacity, or resignation of either or both of my original Attorneys-in-Fact as conclusively correct. [END_IF_CO_AGENT]   The terms of the paragraph above entitled "Compensation for my Attorney-in-Fact" shall apply equally to those actions taken by my successor Attorney-in-Fact and to third parties acting in reliance on representations of my successor Attorney-in-Fact.   </w:t>
+        <w:t xml:space="preserve">  [IF_SOLO_AGENT]Any party dealing with my successor Attorney-in-Fact may rely upon his or her representation as to my original Attorney-in-Fact’s death, incapacity, or resignation as conclusively correct.[END_IF_SOLO_AGENT][IF_CO_AGENT]Any party dealing with my successor Attorney-in-Fact may rely upon his or her representation as to the death, incapacity, or resignation of either or both of my original Attorneys-in-Fact as conclusively correct.[END_IF_CO_AGENT]   The terms of the paragraph above entitled "Compensation for my Attorney-in-Fact" shall apply equally to those actions taken by my successor Attorney-in-Fact and to third parties acting in reliance on representations of my successor Attorney-in-Fact.   </w:t>
       </w:r>
     </w:p>
     <w:p>
@@ -1116,7 +1116,7 @@
           <w:b w:val="0"/>
           <w:bCs w:val="0"/>
         </w:rPr>
-        <w:t xml:space="preserve">My Attorney-in-Fact is authorized to engage in self-dealing in accordance with the terms of this document; provided, however, my Attorney-in-Fact is only authorized to take actions to benefit him or herself to the extent such benefit is needed for my Attorney-in-Fact’s health, education, maintenance or support unless such actions are assented to by a party with a substantial interest that is adverse to that of my Attorney-in-Fact.  However, notwithstanding any other provision of this instrument, my Attorney-in-Fact is not authorized to take any action of any type to discharge any legal support obligation of my Attorney-in-Fact under state law[IF_AIF_IS_MARRIED — INCLUDE WHEN ATTORNEY-IN-FACT HAS A SPOUSE; DELETE WHEN AIF IS SINGLE], or to otherwise benefit any spouse of my Attorney-in-Fact, any such spouse’s estate, any such spouse’s creditors, or the creditors of any such spouse’s estate,[END_IF_AIF_IS_MARRIED] if the authority to take such act would be construed as the grant of a general power of appointment or would otherwise require the inclusion of my assets in my Attorney-in-Fact’s gross estate for the determination of federal estate tax, if my Attorney-in-Fact predeceases me.  It is my intent that my Attorney-in-Fact not be granted or construed as having been granted a general power of appointment or any other power that would require such inclusion of my assets in my Attorney-in-Fact’s gross estate.  Any provision in this instrument giving him or her (or construed as giving him or her) such a power is not intended and shall be deemed to be void.   </w:t>
+        <w:t xml:space="preserve">My Attorney-in-Fact is authorized to engage in self-dealing in accordance with the terms of this document; provided, however, my Attorney-in-Fact is only authorized to take actions to benefit him or herself to the extent such benefit is needed for my Attorney-in-Fact’s health, education, maintenance or support unless such actions are assented to by a party with a substantial interest that is adverse to that of my Attorney-in-Fact.  However, notwithstanding any other provision of this instrument, my Attorney-in-Fact is not authorized to take any action of any type to discharge any legal support obligation of my Attorney-in-Fact under state law[IF_AIF_IS_MARRIED], or to otherwise benefit any spouse of my Attorney-in-Fact, any such spouse’s estate, any such spouse’s creditors, or the creditors of any such spouse’s estate,[END_IF_AIF_IS_MARRIED] if the authority to take such act would be construed as the grant of a general power of appointment or would otherwise require the inclusion of my assets in my Attorney-in-Fact’s gross estate for the determination of federal estate tax, if my Attorney-in-Fact predeceases me.  It is my intent that my Attorney-in-Fact not be granted or construed as having been granted a general power of appointment or any other power that would require such inclusion of my assets in my Attorney-in-Fact’s gross estate.  Any provision in this instrument giving him or her (or construed as giving him or her) such a power is not intended and shall be deemed to be void.   </w:t>
       </w:r>
     </w:p>
     <w:p>
@@ -1139,7 +1139,7 @@
           <w:rFonts w:ascii="Garamond" w:hAnsi="Garamond"/>
           <w:b w:val="0"/>
         </w:rPr>
-        <w:t>[IF_MARRIED — INCLUDE THIS ENTIRE SECTION FOR MARRIED CLIENTS; DELETE FOR SINGLE CLIENTS] CARE IN PROXIMITY OF SPOUSE AND FOR BENEFIT OF SPOUSE.  The authority of my Attorney-in-Fact under this document expressly includes, without implying any limitation in other respects, the following authority, and I hereby expressly authorize my Attorney-in-Fact to undertake these actions and expenditures: to expend my resources to make it possible for me to reside, or be cared for, in as close proximity as possible to my spouse, [SPOUSE], to expend my resources to support and maintain the household I share or shared with [Spouse HisHer] and to expend my resources for [Spouse HisHer] support, maintenance and health needs. [END_IF_MARRIED]</w:t>
+        <w:t>[IF_MARRIED]CARE IN PROXIMITY OF SPOUSE AND FOR BENEFIT OF SPOUSE.  The authority of my Attorney-in-Fact under this document expressly includes, without implying any limitation in other respects, the following authority, and I hereby expressly authorize my Attorney-in-Fact to undertake these actions and expenditures: to expend my resources to make it possible for me to reside, or be cared for, in as close proximity as possible to my spouse, [SPOUSE], to expend my resources to support and maintain the household I share or shared with [Spouse HisHer] and to expend my resources for [Spouse HisHer] support, maintenance and health needs.[END_IF_MARRIED]</w:t>
       </w:r>
     </w:p>
     <w:p>
